--- a/website-pages/02_Institutions_for_Girls.docx
+++ b/website-pages/02_Institutions_for_Girls.docx
@@ -42,7 +42,7 @@
     </w:p>
     <w:p>
       <w:r>
-        <w:t>At Ohel, education is rooted in excellence, values, and character, with no compromise and no shortcuts. Our goal is to nurture confident, principled young women who play an active role in their communities, giving every student the attention she deserves.</w:t>
+        <w:t>At Oel, education is rooted in excellence, values, and character, with no compromise and no shortcuts. Our goal is to nurture confident, principled young women who play an active role in their communities, giving every student the attention she deserves.</w:t>
       </w:r>
     </w:p>
     <w:p>

--- a/website-pages/02_Institutions_for_Girls.docx
+++ b/website-pages/02_Institutions_for_Girls.docx
@@ -79,7 +79,7 @@
           <w:bCs/>
           <w:lang w:val="en-GB"/>
         </w:rPr>
-        <w:t>Seminar Halichot</w:t>
+        <w:t>Seminary Halichot</w:t>
       </w:r>
     </w:p>
     <w:p>
@@ -187,7 +187,7 @@
         <w:rPr>
           <w:lang w:val="en-GB"/>
         </w:rPr>
-        <w:t xml:space="preserve">Seminar Halichot combines strong Torah values and high academic standards with professional and creative training. The program helps each student develop the personal, social, and vocational skills she needs for greater independence and a successful future. </w:t>
+        <w:t xml:space="preserve">Seminary Halichot combines strong Torah values and high academic standards with professional and creative training. The program helps each student develop the personal, social, and vocational skills she needs for greater independence and a successful future. </w:t>
       </w:r>
     </w:p>
     <w:p>
@@ -358,7 +358,7 @@
         <w:rPr>
           <w:lang w:val="en-GB"/>
         </w:rPr>
-        <w:t xml:space="preserve">Shirat Esther provides girls with a warm, protected Hasidic environment that combines strong academics with meaningful emotional support. The school reflects the values and way of life familiar from home, giving each student the security, confidence, and sense of belonging she needs to grow. </w:t>
+        <w:t xml:space="preserve">Shirat Esther provides girls with a warm, protected Chassidic environment that combines strong academics with meaningful emotional support. The school reflects the values and way of life familiar from home, giving each student the security, confidence, and sense of belonging she needs to grow. </w:t>
       </w:r>
     </w:p>
     <w:p>
